--- a/output/docx/fr/BUFR_TableD_fr_15.docx
+++ b/output/docx/fr/BUFR_TableD_fr_15.docx
@@ -3591,7 +3591,7 @@
                 <w:b w:val="0"/>
                 <w:sz w:val="16"/>
               </w:rPr>
-              <w:t>Note 24: Soit le champ 0 01 011 est utilisé et celui-ci est manquant, soit c'est l'inverse.</w:t>
+              <w:t>Note D24: Soit le champ 0 01 011 est utilisé et celui-ci est manquant, soit c'est l'inverse.</w:t>
             </w:r>
           </w:p>
         </w:tc>
@@ -3830,7 +3830,7 @@
                 <w:b w:val="0"/>
                 <w:sz w:val="16"/>
               </w:rPr>
-              <w:t>Note 31: Angle de l’erreur définie par 0 20 113 et 0 20 114. Cartésien avec bit de signe.</w:t>
+              <w:t>(voir note 2)</w:t>
             </w:r>
           </w:p>
         </w:tc>
@@ -6996,7 +6996,7 @@
                 <w:b w:val="0"/>
                 <w:sz w:val="16"/>
               </w:rPr>
-              <w:t>Note 64: Les composantes w descendantes sont indiquées par des valeurs positives, pour lesquelles l’unité est le Pa s –1 .</w:t>
+              <w:t>(voir note 3)</w:t>
             </w:r>
           </w:p>
         </w:tc>
